--- a/LuanVanTotNghiep.docx
+++ b/LuanVanTotNghiep.docx
@@ -1808,23 +1808,7 @@
             <w:rFonts w:cs="Times New Roman"/>
             <w:noProof/>
           </w:rPr>
-          <w:t>Nội dung nghiê</w:t>
-        </w:r>
-        <w:r>
-          <w:rPr>
-            <w:rStyle w:val="Hyperlink"/>
-            <w:rFonts w:cs="Times New Roman"/>
-            <w:noProof/>
-          </w:rPr>
-          <w:t>n</w:t>
-        </w:r>
-        <w:r>
-          <w:rPr>
-            <w:rStyle w:val="Hyperlink"/>
-            <w:rFonts w:cs="Times New Roman"/>
-            <w:noProof/>
-          </w:rPr>
-          <w:t xml:space="preserve"> cứu:</w:t>
+          <w:t>Nội dung nghiên cứu:</w:t>
         </w:r>
         <w:r>
           <w:rPr>
@@ -1908,23 +1892,7 @@
             <w:rFonts w:cs="Times New Roman"/>
             <w:noProof/>
           </w:rPr>
-          <w:t>Phạm vi ng</w:t>
-        </w:r>
-        <w:r>
-          <w:rPr>
-            <w:rStyle w:val="Hyperlink"/>
-            <w:rFonts w:cs="Times New Roman"/>
-            <w:noProof/>
-          </w:rPr>
-          <w:t>h</w:t>
-        </w:r>
-        <w:r>
-          <w:rPr>
-            <w:rStyle w:val="Hyperlink"/>
-            <w:rFonts w:cs="Times New Roman"/>
-            <w:noProof/>
-          </w:rPr>
-          <w:t>iên cứu:</w:t>
+          <w:t>Phạm vi nghiên cứu:</w:t>
         </w:r>
         <w:r>
           <w:rPr>
@@ -2085,25 +2053,7 @@
             <w:noProof/>
             <w:lang w:val="vi-VN"/>
           </w:rPr>
-          <w:t>Yêu cầ</w:t>
-        </w:r>
-        <w:r>
-          <w:rPr>
-            <w:rStyle w:val="Hyperlink"/>
-            <w:rFonts w:cs="Times New Roman"/>
-            <w:noProof/>
-            <w:lang w:val="vi-VN"/>
-          </w:rPr>
-          <w:t>u</w:t>
-        </w:r>
-        <w:r>
-          <w:rPr>
-            <w:rStyle w:val="Hyperlink"/>
-            <w:rFonts w:cs="Times New Roman"/>
-            <w:noProof/>
-            <w:lang w:val="vi-VN"/>
-          </w:rPr>
-          <w:t xml:space="preserve"> chức năng:</w:t>
+          <w:t>Yêu cầu chức năng:</w:t>
         </w:r>
         <w:r>
           <w:rPr>
@@ -17789,19 +17739,17 @@
     <w:p>
       <w:pPr>
         <w:pStyle w:val="ListParagraph"/>
-        <w:spacing w:line="312" w:lineRule="auto"/>
-        <w:ind w:left="1800" w:firstLine="360"/>
-        <w:rPr>
-          <w:rFonts w:ascii="Times New Roman" w:hAnsi="Times New Roman" w:cs="Times New Roman"/>
-          <w:sz w:val="26"/>
-          <w:szCs w:val="26"/>
-        </w:rPr>
-      </w:pPr>
-      <w:r>
-        <w:rPr>
-          <w:rFonts w:ascii="Times New Roman" w:hAnsi="Times New Roman" w:cs="Times New Roman"/>
-          <w:i/>
-          <w:iCs/>
+        <w:spacing w:after="120" w:line="312" w:lineRule="auto"/>
+        <w:ind w:left="1980" w:firstLine="360"/>
+        <w:rPr>
+          <w:rFonts w:ascii="Times New Roman" w:hAnsi="Times New Roman" w:cs="Times New Roman"/>
+          <w:sz w:val="26"/>
+          <w:szCs w:val="26"/>
+        </w:rPr>
+      </w:pPr>
+      <w:r>
+        <w:rPr>
+          <w:rFonts w:ascii="Times New Roman" w:hAnsi="Times New Roman" w:cs="Times New Roman"/>
           <w:sz w:val="26"/>
           <w:szCs w:val="26"/>
         </w:rPr>
@@ -17819,8 +17767,8 @@
     <w:p>
       <w:pPr>
         <w:pStyle w:val="ListParagraph"/>
-        <w:spacing w:line="312" w:lineRule="auto"/>
-        <w:ind w:left="1800" w:firstLine="360"/>
+        <w:spacing w:after="120" w:line="312" w:lineRule="auto"/>
+        <w:ind w:left="1980" w:firstLine="360"/>
         <w:rPr>
           <w:rFonts w:ascii="Times New Roman" w:hAnsi="Times New Roman" w:cs="Times New Roman"/>
           <w:b/>
@@ -17913,7 +17861,7 @@
       <w:pPr>
         <w:pStyle w:val="ListParagraph"/>
         <w:spacing w:after="120" w:line="312" w:lineRule="auto"/>
-        <w:ind w:left="1800" w:firstLine="360"/>
+        <w:ind w:left="1980" w:firstLine="360"/>
         <w:rPr>
           <w:rFonts w:ascii="Times New Roman" w:hAnsi="Times New Roman" w:cs="Times New Roman"/>
           <w:sz w:val="26"/>
@@ -17933,27 +17881,43 @@
       <w:pPr>
         <w:pStyle w:val="ListParagraph"/>
         <w:spacing w:after="120" w:line="312" w:lineRule="auto"/>
-        <w:ind w:left="1800" w:firstLine="360"/>
-        <w:rPr>
-          <w:rFonts w:ascii="Times New Roman" w:hAnsi="Times New Roman" w:cs="Times New Roman"/>
-          <w:sz w:val="26"/>
-          <w:szCs w:val="26"/>
-        </w:rPr>
-      </w:pPr>
-      <w:r>
-        <w:rPr>
-          <w:rFonts w:ascii="Times New Roman" w:hAnsi="Times New Roman" w:cs="Times New Roman"/>
-          <w:sz w:val="26"/>
-          <w:szCs w:val="26"/>
-        </w:rPr>
-        <w:t>Khách hàng xác nhận thông tin, hệ thống tiến hành tạo mã OTP có hiệu lực trong 5 phút và gửi về số điện thoại khách hàng đã đăng ký. Khách hàng nhập mã OTP, hệ thống kiểm tra tính hợp lệ của mã (trùng khớp, còn hạn sử dụng).</w:t>
+        <w:ind w:left="1980" w:firstLine="360"/>
+        <w:rPr>
+          <w:rFonts w:ascii="Times New Roman" w:hAnsi="Times New Roman" w:cs="Times New Roman"/>
+          <w:sz w:val="26"/>
+          <w:szCs w:val="26"/>
+        </w:rPr>
+      </w:pPr>
+      <w:r>
+        <w:rPr>
+          <w:rFonts w:ascii="Times New Roman" w:hAnsi="Times New Roman" w:cs="Times New Roman"/>
+          <w:sz w:val="26"/>
+          <w:szCs w:val="26"/>
+        </w:rPr>
+        <w:t>Khách hàng xác nhận thông tin,</w:t>
+      </w:r>
+      <w:r>
+        <w:rPr>
+          <w:rFonts w:ascii="Times New Roman" w:hAnsi="Times New Roman" w:cs="Times New Roman"/>
+          <w:sz w:val="26"/>
+          <w:szCs w:val="26"/>
+        </w:rPr>
+        <w:t xml:space="preserve"> hệ thống kiểm tra số điện thoại đã tồn tại trong hệ thống chưa. Nếu có thì thông báo. Nếu chưa thì</w:t>
+      </w:r>
+      <w:r>
+        <w:rPr>
+          <w:rFonts w:ascii="Times New Roman" w:hAnsi="Times New Roman" w:cs="Times New Roman"/>
+          <w:sz w:val="26"/>
+          <w:szCs w:val="26"/>
+        </w:rPr>
+        <w:t xml:space="preserve"> hệ thống tiến hành tạo mã OTP có hiệu lực trong 5 phút và gửi về số điện thoại khách hàng đã đăng ký. Khách hàng nhập mã OTP, hệ thống kiểm tra tính hợp lệ của mã (trùng khớp, còn hạn sử dụng).</w:t>
       </w:r>
     </w:p>
     <w:p>
       <w:pPr>
         <w:pStyle w:val="ListParagraph"/>
         <w:spacing w:after="120" w:line="312" w:lineRule="auto"/>
-        <w:ind w:left="1800" w:firstLine="360"/>
+        <w:ind w:left="1980" w:firstLine="360"/>
         <w:rPr>
           <w:rFonts w:ascii="Times New Roman" w:hAnsi="Times New Roman" w:cs="Times New Roman"/>
           <w:sz w:val="26"/>
@@ -17973,7 +17937,7 @@
       <w:pPr>
         <w:pStyle w:val="ListParagraph"/>
         <w:spacing w:after="120" w:line="312" w:lineRule="auto"/>
-        <w:ind w:left="1800" w:firstLine="360"/>
+        <w:ind w:left="1980" w:firstLine="360"/>
         <w:rPr>
           <w:rFonts w:ascii="Times New Roman" w:hAnsi="Times New Roman" w:cs="Times New Roman"/>
           <w:sz w:val="26"/>
@@ -17991,8 +17955,6 @@
       <w:r>
         <w:rPr>
           <w:rFonts w:ascii="Times New Roman" w:hAnsi="Times New Roman" w:cs="Times New Roman"/>
-          <w:b/>
-          <w:bCs/>
           <w:sz w:val="26"/>
           <w:szCs w:val="26"/>
         </w:rPr>
@@ -18009,8 +17971,6 @@
       <w:r>
         <w:rPr>
           <w:rFonts w:ascii="Times New Roman" w:hAnsi="Times New Roman" w:cs="Times New Roman"/>
-          <w:b/>
-          <w:bCs/>
           <w:sz w:val="26"/>
           <w:szCs w:val="26"/>
         </w:rPr>
@@ -18064,6 +18024,887 @@
       <w:pPr>
         <w:pStyle w:val="ListParagraph"/>
         <w:spacing w:after="120" w:line="312" w:lineRule="auto"/>
+        <w:ind w:left="1980" w:firstLine="360"/>
+        <w:rPr>
+          <w:rFonts w:ascii="Times New Roman" w:hAnsi="Times New Roman" w:cs="Times New Roman"/>
+          <w:sz w:val="26"/>
+          <w:szCs w:val="26"/>
+        </w:rPr>
+      </w:pPr>
+      <w:r>
+        <w:rPr>
+          <w:rFonts w:ascii="Times New Roman" w:hAnsi="Times New Roman" w:cs="Times New Roman"/>
+          <w:sz w:val="26"/>
+          <w:szCs w:val="26"/>
+        </w:rPr>
+        <w:lastRenderedPageBreak/>
+        <w:t>Khách hàng đã có tài khoản truy cập vào trang Đăng nhập, nhập thông tin bao gồm số điện thoại và mật khẩu. Hệ thống kiểm tra tính chính xác. Hợp lệ</w:t>
+      </w:r>
+      <w:r>
+        <w:rPr>
+          <w:rFonts w:ascii="Times New Roman" w:hAnsi="Times New Roman" w:cs="Times New Roman"/>
+          <w:sz w:val="26"/>
+          <w:szCs w:val="26"/>
+        </w:rPr>
+        <w:t xml:space="preserve"> (tài khoản không bị khóa )</w:t>
+      </w:r>
+      <w:r>
+        <w:rPr>
+          <w:rFonts w:ascii="Times New Roman" w:hAnsi="Times New Roman" w:cs="Times New Roman"/>
+          <w:sz w:val="26"/>
+          <w:szCs w:val="26"/>
+        </w:rPr>
+        <w:t xml:space="preserve"> thì hệ thống lưu lại thông tin đăng nhập của khách hàng và chuyển khách hàng vào trang chủ. Không hợp lệ thì thông báo lỗi. </w:t>
+      </w:r>
+    </w:p>
+    <w:p>
+      <w:pPr>
+        <w:pStyle w:val="ListParagraph"/>
+        <w:numPr>
+          <w:ilvl w:val="0"/>
+          <w:numId w:val="6"/>
+        </w:numPr>
+        <w:spacing w:after="120" w:line="312" w:lineRule="auto"/>
+        <w:rPr>
+          <w:rFonts w:ascii="Times New Roman" w:hAnsi="Times New Roman" w:cs="Times New Roman"/>
+          <w:sz w:val="26"/>
+          <w:szCs w:val="26"/>
+        </w:rPr>
+      </w:pPr>
+      <w:r>
+        <w:rPr>
+          <w:rFonts w:ascii="Times New Roman" w:hAnsi="Times New Roman" w:cs="Times New Roman"/>
+          <w:i/>
+          <w:iCs/>
+          <w:sz w:val="26"/>
+          <w:szCs w:val="26"/>
+        </w:rPr>
+        <w:t xml:space="preserve">Đăng </w:t>
+      </w:r>
+      <w:r>
+        <w:rPr>
+          <w:rFonts w:ascii="Times New Roman" w:hAnsi="Times New Roman" w:cs="Times New Roman"/>
+          <w:i/>
+          <w:iCs/>
+          <w:sz w:val="26"/>
+          <w:szCs w:val="26"/>
+        </w:rPr>
+        <w:t>xuất</w:t>
+      </w:r>
+      <w:r>
+        <w:rPr>
+          <w:rFonts w:ascii="Times New Roman" w:hAnsi="Times New Roman" w:cs="Times New Roman"/>
+          <w:i/>
+          <w:iCs/>
+          <w:sz w:val="26"/>
+          <w:szCs w:val="26"/>
+        </w:rPr>
+        <w:t xml:space="preserve">: </w:t>
+      </w:r>
+    </w:p>
+    <w:p>
+      <w:pPr>
+        <w:pStyle w:val="ListParagraph"/>
+        <w:spacing w:after="120" w:line="312" w:lineRule="auto"/>
+        <w:ind w:left="1980" w:firstLine="360"/>
+        <w:rPr>
+          <w:rFonts w:ascii="Times New Roman" w:hAnsi="Times New Roman" w:cs="Times New Roman"/>
+          <w:sz w:val="26"/>
+          <w:szCs w:val="26"/>
+        </w:rPr>
+      </w:pPr>
+      <w:r>
+        <w:rPr>
+          <w:rFonts w:ascii="Times New Roman" w:hAnsi="Times New Roman" w:cs="Times New Roman"/>
+          <w:sz w:val="26"/>
+          <w:szCs w:val="26"/>
+        </w:rPr>
+        <w:t xml:space="preserve">Khách hàng chọn chức năng đăng xuất, hệ thống xóa thông tin phiên đăng nhập (RefreshToken, AccesToken) đưa khách hàng về trang chủ hoặc trang đăng nhập. </w:t>
+      </w:r>
+    </w:p>
+    <w:p>
+      <w:pPr>
+        <w:pStyle w:val="ListParagraph"/>
+        <w:spacing w:after="120" w:line="312" w:lineRule="auto"/>
+        <w:ind w:left="1980" w:firstLine="360"/>
+        <w:rPr>
+          <w:rFonts w:ascii="Times New Roman" w:hAnsi="Times New Roman" w:cs="Times New Roman"/>
+          <w:sz w:val="26"/>
+          <w:szCs w:val="26"/>
+        </w:rPr>
+      </w:pPr>
+      <w:r>
+        <w:rPr>
+          <w:rFonts w:ascii="Times New Roman" w:hAnsi="Times New Roman" w:cs="Times New Roman"/>
+          <w:sz w:val="26"/>
+          <w:szCs w:val="26"/>
+        </w:rPr>
+        <w:t>Khách hàng</w:t>
+      </w:r>
+      <w:r>
+        <w:rPr>
+          <w:rFonts w:ascii="Times New Roman" w:hAnsi="Times New Roman" w:cs="Times New Roman"/>
+          <w:sz w:val="26"/>
+          <w:szCs w:val="26"/>
+        </w:rPr>
+        <w:t xml:space="preserve"> muốn sử dụng các chức năng yêu cầu xác thực bắt buộc phải đăng nhập lại. </w:t>
+      </w:r>
+    </w:p>
+    <w:p>
+      <w:pPr>
+        <w:pStyle w:val="ListParagraph"/>
+        <w:numPr>
+          <w:ilvl w:val="0"/>
+          <w:numId w:val="6"/>
+        </w:numPr>
+        <w:spacing w:after="120" w:line="312" w:lineRule="auto"/>
+        <w:rPr>
+          <w:rFonts w:ascii="Times New Roman" w:hAnsi="Times New Roman" w:cs="Times New Roman"/>
+          <w:sz w:val="26"/>
+          <w:szCs w:val="26"/>
+        </w:rPr>
+      </w:pPr>
+      <w:r>
+        <w:rPr>
+          <w:rFonts w:ascii="Times New Roman" w:hAnsi="Times New Roman" w:cs="Times New Roman"/>
+          <w:i/>
+          <w:iCs/>
+          <w:sz w:val="26"/>
+          <w:szCs w:val="26"/>
+        </w:rPr>
+        <w:t xml:space="preserve">Quên mật khẩu: </w:t>
+      </w:r>
+    </w:p>
+    <w:p>
+      <w:pPr>
+        <w:pStyle w:val="ListParagraph"/>
+        <w:spacing w:after="120" w:line="312" w:lineRule="auto"/>
+        <w:ind w:left="1980" w:firstLine="360"/>
+        <w:rPr>
+          <w:rFonts w:ascii="Times New Roman" w:hAnsi="Times New Roman" w:cs="Times New Roman"/>
+          <w:sz w:val="26"/>
+          <w:szCs w:val="26"/>
+        </w:rPr>
+      </w:pPr>
+      <w:r>
+        <w:rPr>
+          <w:rFonts w:ascii="Times New Roman" w:hAnsi="Times New Roman" w:cs="Times New Roman"/>
+          <w:sz w:val="26"/>
+          <w:szCs w:val="26"/>
+        </w:rPr>
+        <w:t xml:space="preserve">Khách hàng chọn chức năng quên mật khẩu ở form đăng nhập. Tiến hành nhập số điện thoại đã đăng ký. Hệ thống kiểm tra tồn tại của số điện thoại. </w:t>
+      </w:r>
+    </w:p>
+    <w:p>
+      <w:pPr>
+        <w:pStyle w:val="ListParagraph"/>
+        <w:spacing w:after="120" w:line="312" w:lineRule="auto"/>
+        <w:ind w:left="1980" w:firstLine="360"/>
+        <w:rPr>
+          <w:rFonts w:ascii="Times New Roman" w:hAnsi="Times New Roman" w:cs="Times New Roman"/>
+          <w:sz w:val="26"/>
+          <w:szCs w:val="26"/>
+        </w:rPr>
+      </w:pPr>
+      <w:r>
+        <w:rPr>
+          <w:rFonts w:ascii="Times New Roman" w:hAnsi="Times New Roman" w:cs="Times New Roman"/>
+          <w:sz w:val="26"/>
+          <w:szCs w:val="26"/>
+        </w:rPr>
+        <w:t>Nếu không tồn tại số điện thoại thì hệ thống thông báo không tìm thấy số điện thoại đăng ký</w:t>
+      </w:r>
+    </w:p>
+    <w:p>
+      <w:pPr>
+        <w:pStyle w:val="ListParagraph"/>
+        <w:spacing w:after="120" w:line="312" w:lineRule="auto"/>
+        <w:ind w:left="1980" w:firstLine="360"/>
+        <w:rPr>
+          <w:rFonts w:ascii="Times New Roman" w:hAnsi="Times New Roman" w:cs="Times New Roman"/>
+          <w:sz w:val="26"/>
+          <w:szCs w:val="26"/>
+        </w:rPr>
+      </w:pPr>
+      <w:r>
+        <w:rPr>
+          <w:rFonts w:ascii="Times New Roman" w:hAnsi="Times New Roman" w:cs="Times New Roman"/>
+          <w:sz w:val="26"/>
+          <w:szCs w:val="26"/>
+        </w:rPr>
+        <w:t xml:space="preserve">Nếu tìm thấy số điện thoại thì hệ thống tiến hành tạo OTP và gửi đến số điện thoại khách hàng. Khách hàng nhập mã OTP, hệ thống kiểm tra tính hợp lệ của OTP ( đúng, còn thời hạn sử dụng ). </w:t>
+      </w:r>
+    </w:p>
+    <w:p>
+      <w:pPr>
+        <w:pStyle w:val="ListParagraph"/>
+        <w:spacing w:after="120" w:line="312" w:lineRule="auto"/>
+        <w:ind w:left="1980" w:firstLine="360"/>
+        <w:rPr>
+          <w:rFonts w:ascii="Times New Roman" w:hAnsi="Times New Roman" w:cs="Times New Roman"/>
+          <w:sz w:val="26"/>
+          <w:szCs w:val="26"/>
+        </w:rPr>
+      </w:pPr>
+      <w:r>
+        <w:rPr>
+          <w:rFonts w:ascii="Times New Roman" w:hAnsi="Times New Roman" w:cs="Times New Roman"/>
+          <w:sz w:val="26"/>
+          <w:szCs w:val="26"/>
+        </w:rPr>
+        <w:t xml:space="preserve">Nếu OTP không hợp lệ thông báo mã OTP không hợp lệ. Nếu khách hàng nhập sai OTP quá 5 lần hoặc hết thời gian nhập OTP thì hệ thống yêu cầu gửi lại OTP. </w:t>
+      </w:r>
+    </w:p>
+    <w:p>
+      <w:pPr>
+        <w:pStyle w:val="ListParagraph"/>
+        <w:spacing w:after="120" w:line="312" w:lineRule="auto"/>
+        <w:ind w:left="1980" w:firstLine="360"/>
+        <w:rPr>
+          <w:rFonts w:ascii="Times New Roman" w:hAnsi="Times New Roman" w:cs="Times New Roman"/>
+          <w:sz w:val="26"/>
+          <w:szCs w:val="26"/>
+        </w:rPr>
+      </w:pPr>
+      <w:r>
+        <w:rPr>
+          <w:rFonts w:ascii="Times New Roman" w:hAnsi="Times New Roman" w:cs="Times New Roman"/>
+          <w:sz w:val="26"/>
+          <w:szCs w:val="26"/>
+        </w:rPr>
+        <w:t>N</w:t>
+      </w:r>
+      <w:r>
+        <w:rPr>
+          <w:rFonts w:ascii="Times New Roman" w:hAnsi="Times New Roman" w:cs="Times New Roman"/>
+          <w:sz w:val="26"/>
+          <w:szCs w:val="26"/>
+        </w:rPr>
+        <w:t>ếu</w:t>
+      </w:r>
+      <w:r>
+        <w:rPr>
+          <w:rFonts w:ascii="Times New Roman" w:hAnsi="Times New Roman" w:cs="Times New Roman"/>
+          <w:sz w:val="26"/>
+          <w:szCs w:val="26"/>
+        </w:rPr>
+        <w:t xml:space="preserve"> OTP hợp lệ thì khách hàng tiến hành nhập mật khẩu (2 lần). hệ thống kiểm tra sự trùng khớp giữa 2 lần nhập mật khẩu. Không trùng khớp thì thông báo lỗi. Trùng khớp thì </w:t>
+      </w:r>
+      <w:r>
+        <w:rPr>
+          <w:rFonts w:ascii="Times New Roman" w:hAnsi="Times New Roman" w:cs="Times New Roman"/>
+          <w:sz w:val="26"/>
+          <w:szCs w:val="26"/>
+        </w:rPr>
+        <w:t xml:space="preserve">lưu mật khẩu mới vào hệ thống. Khách hàng dùng mật khẩu mới đó để đăng nhập hệ thống. </w:t>
+      </w:r>
+    </w:p>
+    <w:p>
+      <w:pPr>
+        <w:pStyle w:val="ListParagraph"/>
+        <w:numPr>
+          <w:ilvl w:val="0"/>
+          <w:numId w:val="6"/>
+        </w:numPr>
+        <w:spacing w:after="120" w:line="312" w:lineRule="auto"/>
+        <w:rPr>
+          <w:rFonts w:ascii="Times New Roman" w:hAnsi="Times New Roman" w:cs="Times New Roman"/>
+          <w:sz w:val="26"/>
+          <w:szCs w:val="26"/>
+        </w:rPr>
+      </w:pPr>
+      <w:r>
+        <w:rPr>
+          <w:rFonts w:ascii="Times New Roman" w:hAnsi="Times New Roman" w:cs="Times New Roman"/>
+          <w:i/>
+          <w:iCs/>
+          <w:sz w:val="26"/>
+          <w:szCs w:val="26"/>
+        </w:rPr>
+        <w:t xml:space="preserve">Quản lý thông tin cá nhân: </w:t>
+      </w:r>
+    </w:p>
+    <w:p>
+      <w:pPr>
+        <w:pStyle w:val="ListParagraph"/>
+        <w:spacing w:after="120" w:line="312" w:lineRule="auto"/>
+        <w:ind w:left="1980" w:firstLine="360"/>
+        <w:rPr>
+          <w:rFonts w:ascii="Times New Roman" w:hAnsi="Times New Roman" w:cs="Times New Roman"/>
+          <w:sz w:val="26"/>
+          <w:szCs w:val="26"/>
+        </w:rPr>
+      </w:pPr>
+      <w:r>
+        <w:rPr>
+          <w:rFonts w:ascii="Times New Roman" w:hAnsi="Times New Roman" w:cs="Times New Roman"/>
+          <w:sz w:val="26"/>
+          <w:szCs w:val="26"/>
+        </w:rPr>
+        <w:t xml:space="preserve">Khách hàng truy cập mục thông tin cá nhân để xem các thông tin đã đăng ký như họ tên, số điện thoại, giới tính, ảnh đại diện (FaceId). </w:t>
+      </w:r>
+    </w:p>
+    <w:p>
+      <w:pPr>
+        <w:pStyle w:val="ListParagraph"/>
+        <w:spacing w:after="120" w:line="312" w:lineRule="auto"/>
+        <w:ind w:left="1980" w:firstLine="360"/>
+        <w:rPr>
+          <w:rFonts w:ascii="Times New Roman" w:hAnsi="Times New Roman" w:cs="Times New Roman"/>
+          <w:sz w:val="26"/>
+          <w:szCs w:val="26"/>
+        </w:rPr>
+      </w:pPr>
+      <w:r>
+        <w:rPr>
+          <w:rFonts w:ascii="Times New Roman" w:hAnsi="Times New Roman" w:cs="Times New Roman"/>
+          <w:sz w:val="26"/>
+          <w:szCs w:val="26"/>
+        </w:rPr>
+        <w:t xml:space="preserve">Khách hàng có thể cập nhập thông tin cá nhân được phép chỉnh sửa như tên, mật khẩu ( nếu không đổi mật khẩu thì để trống ). </w:t>
+      </w:r>
+    </w:p>
+    <w:p>
+      <w:pPr>
+        <w:pStyle w:val="ListParagraph"/>
+        <w:spacing w:after="120" w:line="312" w:lineRule="auto"/>
+        <w:ind w:left="1980" w:firstLine="360"/>
+        <w:rPr>
+          <w:rFonts w:ascii="Times New Roman" w:hAnsi="Times New Roman" w:cs="Times New Roman"/>
+          <w:sz w:val="26"/>
+          <w:szCs w:val="26"/>
+        </w:rPr>
+      </w:pPr>
+      <w:r>
+        <w:rPr>
+          <w:rFonts w:ascii="Times New Roman" w:hAnsi="Times New Roman" w:cs="Times New Roman"/>
+          <w:sz w:val="26"/>
+          <w:szCs w:val="26"/>
+        </w:rPr>
+        <w:t xml:space="preserve">Hệ thống không cho phép khách hàng tự chỉnh sửa số điện thoại vì đây là thông tin định danh được sử dụng làm tài khoản đăng nhập và phục vụ xác thực OTP. Đồng thời, hệ thống cũng không cho </w:t>
+      </w:r>
+      <w:r>
+        <w:rPr>
+          <w:rFonts w:ascii="Times New Roman" w:hAnsi="Times New Roman" w:cs="Times New Roman"/>
+          <w:sz w:val="26"/>
+          <w:szCs w:val="26"/>
+        </w:rPr>
+        <w:lastRenderedPageBreak/>
+        <w:t>phép chỉnh sửa FaceID nhằm đảm bảo tính chính xác và an toàn của quá trình nhận diện khi ra vào phòng tập.</w:t>
+      </w:r>
+      <w:r>
+        <w:rPr>
+          <w:rFonts w:ascii="Times New Roman" w:hAnsi="Times New Roman" w:cs="Times New Roman"/>
+          <w:sz w:val="26"/>
+          <w:szCs w:val="26"/>
+        </w:rPr>
+        <w:t xml:space="preserve"> </w:t>
+      </w:r>
+    </w:p>
+    <w:p>
+      <w:pPr>
+        <w:pStyle w:val="ListParagraph"/>
+        <w:spacing w:after="120" w:line="312" w:lineRule="auto"/>
+        <w:ind w:left="1980" w:firstLine="360"/>
+        <w:rPr>
+          <w:rFonts w:ascii="Times New Roman" w:hAnsi="Times New Roman" w:cs="Times New Roman"/>
+          <w:sz w:val="26"/>
+          <w:szCs w:val="26"/>
+        </w:rPr>
+      </w:pPr>
+      <w:r>
+        <w:rPr>
+          <w:rFonts w:ascii="Times New Roman" w:hAnsi="Times New Roman" w:cs="Times New Roman"/>
+          <w:sz w:val="26"/>
+          <w:szCs w:val="26"/>
+        </w:rPr>
+        <w:t>Sau khi khách hàng lưu thay đổi thành công, hệ thống cập nhật thông tin vào cơ sở dữ liệu và hiển thị thông báo cập nhật thành công.</w:t>
+      </w:r>
+    </w:p>
+    <w:p>
+      <w:pPr>
+        <w:pStyle w:val="ListParagraph"/>
+        <w:numPr>
+          <w:ilvl w:val="0"/>
+          <w:numId w:val="6"/>
+        </w:numPr>
+        <w:spacing w:after="120" w:line="312" w:lineRule="auto"/>
+        <w:rPr>
+          <w:rFonts w:ascii="Times New Roman" w:hAnsi="Times New Roman" w:cs="Times New Roman"/>
+          <w:i/>
+          <w:iCs/>
+          <w:sz w:val="26"/>
+          <w:szCs w:val="26"/>
+        </w:rPr>
+      </w:pPr>
+      <w:r>
+        <w:rPr>
+          <w:rFonts w:ascii="Times New Roman" w:hAnsi="Times New Roman" w:cs="Times New Roman"/>
+          <w:i/>
+          <w:iCs/>
+          <w:sz w:val="26"/>
+          <w:szCs w:val="26"/>
+        </w:rPr>
+        <w:t>Quản lý gói tập</w:t>
+      </w:r>
+      <w:r>
+        <w:rPr>
+          <w:rFonts w:ascii="Times New Roman" w:hAnsi="Times New Roman" w:cs="Times New Roman"/>
+          <w:i/>
+          <w:iCs/>
+          <w:sz w:val="26"/>
+          <w:szCs w:val="26"/>
+        </w:rPr>
+        <w:t xml:space="preserve">: </w:t>
+      </w:r>
+    </w:p>
+    <w:p>
+      <w:pPr>
+        <w:pStyle w:val="ListParagraph"/>
+        <w:spacing w:after="120" w:line="312" w:lineRule="auto"/>
+        <w:ind w:left="1980" w:firstLine="360"/>
+        <w:rPr>
+          <w:rFonts w:ascii="Times New Roman" w:hAnsi="Times New Roman" w:cs="Times New Roman"/>
+          <w:sz w:val="26"/>
+          <w:szCs w:val="26"/>
+        </w:rPr>
+      </w:pPr>
+      <w:r>
+        <w:rPr>
+          <w:rFonts w:ascii="Times New Roman" w:hAnsi="Times New Roman" w:cs="Times New Roman"/>
+          <w:sz w:val="26"/>
+          <w:szCs w:val="26"/>
+        </w:rPr>
+        <w:t>Khách hàng đã có tài khoản truy cập chức năng gói tập để xem danh sách gói tập đang được cung cấp cùng các thông tin chi tiết tên gói, giá bán, thời hạn và quyền lợi. Trước khi cho phép chọn gói, hệ thống kiểm tra trạng thái tài khoản của khách hàng: nếu tài khoản đang ở trạng thái Pending (chưa đến phòng tập, chưa đăng ký FaceID) thì chỉ cho phép mua 1 gói tập; chỉ khi tài khoản đã kích hoạt (đã đến phòng và đăng ký FaceID) thì mới cho phép mua nhiều gói cùng lúc và áp dụng cơ chế gối đầu.</w:t>
+      </w:r>
+    </w:p>
+    <w:p>
+      <w:pPr>
+        <w:pStyle w:val="ListParagraph"/>
+        <w:spacing w:after="120" w:line="312" w:lineRule="auto"/>
+        <w:ind w:left="1980" w:firstLine="360"/>
+        <w:rPr>
+          <w:rFonts w:ascii="Times New Roman" w:hAnsi="Times New Roman" w:cs="Times New Roman"/>
+          <w:sz w:val="26"/>
+          <w:szCs w:val="26"/>
+        </w:rPr>
+      </w:pPr>
+      <w:r>
+        <w:rPr>
+          <w:rFonts w:ascii="Times New Roman" w:hAnsi="Times New Roman" w:cs="Times New Roman"/>
+          <w:sz w:val="26"/>
+          <w:szCs w:val="26"/>
+        </w:rPr>
+        <w:t>Khách hàng lựa chọn gói tập phù hợp và xác nhận đăng ký. Hệ thống tự động áp dụng voucher đi kèm với gói tập mới đó, đồng thời hiển thị thông tin gói tập hiện tại (nếu có), thời gian bắt đầu gói tập mới, thời gian kết thúc, thể hiện kèm thanh thời gian. Đối với các voucher tặng ngày và tặng chu kỳ, thanh thời gian sẽ được thể hiện bằng một màu khác để phân biệt với thời gian gốc của gói. Khách hàng cũng có thể lựa chọn gói tập khác, khi đó hệ thống sẽ thể hiện rõ voucher và thời gian kết thúc tương ứng của từng gói kèm khuyến mãi (nếu có).</w:t>
+      </w:r>
+    </w:p>
+    <w:p>
+      <w:pPr>
+        <w:pStyle w:val="ListParagraph"/>
+        <w:spacing w:after="120" w:line="312" w:lineRule="auto"/>
+        <w:ind w:left="1980" w:firstLine="360"/>
+        <w:rPr>
+          <w:rFonts w:ascii="Times New Roman" w:hAnsi="Times New Roman" w:cs="Times New Roman"/>
+          <w:sz w:val="26"/>
+          <w:szCs w:val="26"/>
+        </w:rPr>
+      </w:pPr>
+      <w:r>
+        <w:rPr>
+          <w:rFonts w:ascii="Times New Roman" w:hAnsi="Times New Roman" w:cs="Times New Roman"/>
+          <w:sz w:val="26"/>
+          <w:szCs w:val="26"/>
+        </w:rPr>
+        <w:t>Đối với trường hợp khách hàng đang có gói tập còn hạn sử dụng, gói tập mới bắt đầu tính thời gian sau khi gói tập hiện tại hết hạn, nhằm đảm bảo khách hàng không bị mất thời gian sử dụng của gói còn lại. Trường hợp khách mua cùng lúc nhiều gói, hệ thống áp dụng cơ chế gối đầu: gói tập này hết hạn thì gói kia mới bắt đầu, lần lượt theo thứ tự.</w:t>
+      </w:r>
+    </w:p>
+    <w:p>
+      <w:pPr>
+        <w:pStyle w:val="ListParagraph"/>
+        <w:spacing w:after="120" w:line="312" w:lineRule="auto"/>
+        <w:ind w:left="1980" w:firstLine="360"/>
+        <w:rPr>
+          <w:rFonts w:ascii="Times New Roman" w:hAnsi="Times New Roman" w:cs="Times New Roman"/>
+          <w:sz w:val="26"/>
+          <w:szCs w:val="26"/>
+        </w:rPr>
+      </w:pPr>
+      <w:r>
+        <w:rPr>
+          <w:rFonts w:ascii="Times New Roman" w:hAnsi="Times New Roman" w:cs="Times New Roman"/>
+          <w:sz w:val="26"/>
+          <w:szCs w:val="26"/>
+        </w:rPr>
+        <w:t>Sau khi lựa chọn được gói phù hợp, khách hàng tiến hành chọn chi nhánh để hệ thống ghi nhận doanh thu về đúng chi nhánh và lập hóa đơn tương ứng, sau đó xác nhận thanh toán. Hệ thống tự động tạo mã QR để khách hàng thực hiện thanh toán. Khi thanh toán thành công, hệ thống nhận tín hiệu từ cổng thanh toán và tự động cập nhật trạng thái tài khoản</w:t>
+      </w:r>
+      <w:r>
+        <w:rPr>
+          <w:rFonts w:ascii="Times New Roman" w:hAnsi="Times New Roman" w:cs="Times New Roman"/>
+          <w:sz w:val="26"/>
+          <w:szCs w:val="26"/>
+        </w:rPr>
+        <w:t xml:space="preserve"> trạng thái giao dịch và gói tập</w:t>
+      </w:r>
+      <w:r>
+        <w:rPr>
+          <w:rFonts w:ascii="Times New Roman" w:hAnsi="Times New Roman" w:cs="Times New Roman"/>
+          <w:sz w:val="26"/>
+          <w:szCs w:val="26"/>
+        </w:rPr>
+        <w:t>.</w:t>
+      </w:r>
+    </w:p>
+    <w:p>
+      <w:pPr>
+        <w:pStyle w:val="ListParagraph"/>
+        <w:spacing w:after="120" w:line="312" w:lineRule="auto"/>
+        <w:ind w:left="1980" w:firstLine="360"/>
+        <w:rPr>
+          <w:rFonts w:ascii="Times New Roman" w:hAnsi="Times New Roman" w:cs="Times New Roman"/>
+          <w:sz w:val="26"/>
+          <w:szCs w:val="26"/>
+        </w:rPr>
+      </w:pPr>
+      <w:r>
+        <w:rPr>
+          <w:rFonts w:ascii="Times New Roman" w:hAnsi="Times New Roman" w:cs="Times New Roman"/>
+          <w:sz w:val="26"/>
+          <w:szCs w:val="26"/>
+        </w:rPr>
+        <w:t xml:space="preserve">Trường hợp khách hàng bị mất mạng khi đang thanh toán hoặc bị load lại trang, hệ thống sẽ giữ nguyên giao dịch đó ở trạng thái </w:t>
+      </w:r>
+      <w:r>
+        <w:rPr>
+          <w:rFonts w:ascii="Times New Roman" w:hAnsi="Times New Roman" w:cs="Times New Roman"/>
+          <w:sz w:val="26"/>
+          <w:szCs w:val="26"/>
+        </w:rPr>
+        <w:lastRenderedPageBreak/>
+        <w:t>chờ thanh toán. Khi khách hàng vào lại trang mua gói, hệ thống sẽ hiển thị thông báo đang có giao dịch chưa xử lý và hỏi khách hàng có muốn tiếp tục thanh toán hay không. Nếu khách hàng chọn Có, hệ thống chuyển khách hàng trở lại trang QR để tiếp tục chuyển khoản; nếu chọn Không, hệ thống sẽ tiến hành hủy giao dịch đó và cho phép khách hàng tạo giao dịch mới bình thường.</w:t>
+      </w:r>
+    </w:p>
+    <w:p>
+      <w:pPr>
+        <w:pStyle w:val="ListParagraph"/>
+        <w:spacing w:after="120" w:line="312" w:lineRule="auto"/>
+        <w:ind w:left="1980" w:firstLine="360"/>
+        <w:rPr>
+          <w:rFonts w:ascii="Times New Roman" w:hAnsi="Times New Roman" w:cs="Times New Roman"/>
+          <w:sz w:val="26"/>
+          <w:szCs w:val="26"/>
+        </w:rPr>
+      </w:pPr>
+      <w:r>
+        <w:rPr>
+          <w:rFonts w:ascii="Times New Roman" w:hAnsi="Times New Roman" w:cs="Times New Roman"/>
+          <w:sz w:val="26"/>
+          <w:szCs w:val="26"/>
+        </w:rPr>
+        <w:t xml:space="preserve">Khách hàng có thế vào phần thông tin cá nhân =&gt; gói tập để xem gói tập hiện tại. </w:t>
+      </w:r>
+    </w:p>
+    <w:p>
+      <w:pPr>
+        <w:pStyle w:val="ListParagraph"/>
+        <w:numPr>
+          <w:ilvl w:val="0"/>
+          <w:numId w:val="6"/>
+        </w:numPr>
+        <w:spacing w:after="120" w:line="312" w:lineRule="auto"/>
+        <w:rPr>
+          <w:rFonts w:ascii="Times New Roman" w:hAnsi="Times New Roman" w:cs="Times New Roman"/>
+          <w:i/>
+          <w:iCs/>
+          <w:sz w:val="26"/>
+          <w:szCs w:val="26"/>
+        </w:rPr>
+      </w:pPr>
+      <w:r>
+        <w:rPr>
+          <w:rFonts w:ascii="Times New Roman" w:hAnsi="Times New Roman" w:cs="Times New Roman"/>
+          <w:i/>
+          <w:iCs/>
+          <w:sz w:val="26"/>
+          <w:szCs w:val="26"/>
+        </w:rPr>
+        <w:t>Xem lịch</w:t>
+      </w:r>
+      <w:r>
+        <w:rPr>
+          <w:rFonts w:ascii="Times New Roman" w:hAnsi="Times New Roman" w:cs="Times New Roman"/>
+          <w:i/>
+          <w:iCs/>
+          <w:sz w:val="26"/>
+          <w:szCs w:val="26"/>
+        </w:rPr>
+        <w:t xml:space="preserve"> sử</w:t>
+      </w:r>
+      <w:r>
+        <w:rPr>
+          <w:rFonts w:ascii="Times New Roman" w:hAnsi="Times New Roman" w:cs="Times New Roman"/>
+          <w:i/>
+          <w:iCs/>
+          <w:sz w:val="26"/>
+          <w:szCs w:val="26"/>
+        </w:rPr>
+        <w:t xml:space="preserve"> tập luyện</w:t>
+      </w:r>
+      <w:r>
+        <w:rPr>
+          <w:rFonts w:ascii="Times New Roman" w:hAnsi="Times New Roman" w:cs="Times New Roman"/>
+          <w:i/>
+          <w:iCs/>
+          <w:sz w:val="26"/>
+          <w:szCs w:val="26"/>
+        </w:rPr>
+        <w:t xml:space="preserve"> và mật độ phòng tập</w:t>
+      </w:r>
+      <w:r>
+        <w:rPr>
+          <w:rFonts w:ascii="Times New Roman" w:hAnsi="Times New Roman" w:cs="Times New Roman"/>
+          <w:i/>
+          <w:iCs/>
+          <w:sz w:val="26"/>
+          <w:szCs w:val="26"/>
+        </w:rPr>
+        <w:t>.</w:t>
+      </w:r>
+    </w:p>
+    <w:p>
+      <w:pPr>
+        <w:pStyle w:val="ListParagraph"/>
+        <w:spacing w:after="120" w:line="312" w:lineRule="auto"/>
+        <w:ind w:left="1980" w:firstLine="360"/>
+        <w:rPr>
+          <w:rFonts w:ascii="Times New Roman" w:hAnsi="Times New Roman" w:cs="Times New Roman"/>
+          <w:sz w:val="26"/>
+          <w:szCs w:val="26"/>
+        </w:rPr>
+      </w:pPr>
+      <w:r>
+        <w:rPr>
+          <w:rFonts w:ascii="Times New Roman" w:hAnsi="Times New Roman" w:cs="Times New Roman"/>
+          <w:sz w:val="26"/>
+          <w:szCs w:val="26"/>
+        </w:rPr>
+        <w:t xml:space="preserve"> </w:t>
+      </w:r>
+      <w:r>
+        <w:rPr>
+          <w:rFonts w:ascii="Times New Roman" w:hAnsi="Times New Roman" w:cs="Times New Roman"/>
+          <w:sz w:val="26"/>
+          <w:szCs w:val="26"/>
+        </w:rPr>
+        <w:t>Khách hàng cần đăng nhập để sử dụng chức năng này. Sau khi đăng nhập, khách hàng lựa chọn chức năng thống kê.</w:t>
+      </w:r>
+    </w:p>
+    <w:p>
+      <w:pPr>
+        <w:pStyle w:val="ListParagraph"/>
+        <w:spacing w:after="120" w:line="312" w:lineRule="auto"/>
+        <w:ind w:left="1980" w:firstLine="360"/>
+        <w:rPr>
+          <w:rFonts w:ascii="Times New Roman" w:hAnsi="Times New Roman" w:cs="Times New Roman"/>
+          <w:sz w:val="26"/>
+          <w:szCs w:val="26"/>
+        </w:rPr>
+      </w:pPr>
+      <w:r>
+        <w:rPr>
+          <w:rFonts w:ascii="Times New Roman" w:hAnsi="Times New Roman" w:cs="Times New Roman"/>
+          <w:sz w:val="26"/>
+          <w:szCs w:val="26"/>
+        </w:rPr>
+        <w:t>Chức năng thống kê này bao gồm lịch sử check-in, check-out của khách hàng tại từng chi nhánh cụ thể.</w:t>
+      </w:r>
+      <w:r>
+        <w:rPr>
+          <w:rFonts w:ascii="Times New Roman" w:hAnsi="Times New Roman" w:cs="Times New Roman"/>
+          <w:sz w:val="26"/>
+          <w:szCs w:val="26"/>
+        </w:rPr>
+        <w:t xml:space="preserve"> Thời gian ra vào phòng tập, thời gian tập luyện</w:t>
+      </w:r>
+    </w:p>
+    <w:p>
+      <w:pPr>
+        <w:pStyle w:val="ListParagraph"/>
+        <w:spacing w:after="120" w:line="312" w:lineRule="auto"/>
+        <w:ind w:left="1980" w:firstLine="360"/>
+        <w:rPr>
+          <w:rFonts w:ascii="Times New Roman" w:hAnsi="Times New Roman" w:cs="Times New Roman"/>
+          <w:sz w:val="26"/>
+          <w:szCs w:val="26"/>
+        </w:rPr>
+      </w:pPr>
+      <w:r>
+        <w:rPr>
+          <w:rFonts w:ascii="Times New Roman" w:hAnsi="Times New Roman" w:cs="Times New Roman"/>
+          <w:sz w:val="26"/>
+          <w:szCs w:val="26"/>
+        </w:rPr>
+        <w:t>Về thống kê mật độ, hệ thống sẽ tổng hợp và hiển thị mật độ phòng tập theo tất cả các khung giờ trong tuần. Tuy nhiên, hệ thống chỉ hiển thị dữ liệu tính đến thời điểm hiện tại, không hiển thị các ngày trong tương lai. Ví dụ, nếu hôm nay là thứ 3, hệ thống sẽ chỉ hiển thị dữ liệu mật độ của thứ 2 và thứ 3.</w:t>
+      </w:r>
+    </w:p>
+    <w:p>
+      <w:pPr>
+        <w:pStyle w:val="ListParagraph"/>
+        <w:numPr>
+          <w:ilvl w:val="0"/>
+          <w:numId w:val="6"/>
+        </w:numPr>
+        <w:spacing w:after="120" w:line="312" w:lineRule="auto"/>
+        <w:rPr>
+          <w:rFonts w:ascii="Times New Roman" w:hAnsi="Times New Roman" w:cs="Times New Roman"/>
+          <w:i/>
+          <w:iCs/>
+          <w:sz w:val="26"/>
+          <w:szCs w:val="26"/>
+        </w:rPr>
+      </w:pPr>
+      <w:r>
+        <w:rPr>
+          <w:rFonts w:ascii="Times New Roman" w:hAnsi="Times New Roman" w:cs="Times New Roman"/>
+          <w:i/>
+          <w:iCs/>
+          <w:sz w:val="26"/>
+          <w:szCs w:val="26"/>
+        </w:rPr>
+        <w:t>Báo cáo sự cố.</w:t>
+      </w:r>
+    </w:p>
+    <w:p>
+      <w:pPr>
+        <w:pStyle w:val="ListParagraph"/>
+        <w:spacing w:after="120" w:line="312" w:lineRule="auto"/>
+        <w:ind w:left="1980" w:firstLine="360"/>
+        <w:rPr>
+          <w:rFonts w:ascii="Times New Roman" w:hAnsi="Times New Roman" w:cs="Times New Roman"/>
+          <w:sz w:val="26"/>
+          <w:szCs w:val="26"/>
+        </w:rPr>
+      </w:pPr>
+      <w:r>
+        <w:rPr>
+          <w:rFonts w:ascii="Times New Roman" w:hAnsi="Times New Roman" w:cs="Times New Roman"/>
+          <w:sz w:val="26"/>
+          <w:szCs w:val="26"/>
+        </w:rPr>
+        <w:t>Chức năng này yêu cầu khách hàng phải đăng nhập và tài khoản đã ở trạng thái kích hoạt (đã đăng ký FaceID), nhằm đảm bảo khách hàng đã thực sự sử dụng dịch vụ tại phòng tập, tránh trường hợp phản ánh mang tính spam.</w:t>
+      </w:r>
+    </w:p>
+    <w:p>
+      <w:pPr>
+        <w:pStyle w:val="ListParagraph"/>
+        <w:spacing w:after="120" w:line="312" w:lineRule="auto"/>
+        <w:ind w:left="1980" w:firstLine="360"/>
+        <w:rPr>
+          <w:rFonts w:ascii="Times New Roman" w:hAnsi="Times New Roman" w:cs="Times New Roman"/>
+          <w:sz w:val="26"/>
+          <w:szCs w:val="26"/>
+        </w:rPr>
+      </w:pPr>
+      <w:r>
+        <w:rPr>
+          <w:rFonts w:ascii="Times New Roman" w:hAnsi="Times New Roman" w:cs="Times New Roman"/>
+          <w:sz w:val="26"/>
+          <w:szCs w:val="26"/>
+        </w:rPr>
+        <w:t>Khách hàng truy cập mục báo cáo sự cố, mô tả sự cố gặp phải, chọn chi nhánh xảy ra sự cố (giúp xác minh và xử lý nhanh hơn), có thể đính kèm thêm ảnh minh họa (tùy chọn, tối đa 3 ảnh). Sau khi nhấn gửi báo cáo, hệ thống sẽ lưu lại thông tin và tự động gửi báo cáo đến quản lý chi nhánh liên quan để tiếp nhận và xử lý.</w:t>
+      </w:r>
+    </w:p>
+    <w:p>
+      <w:pPr>
+        <w:pStyle w:val="ListParagraph"/>
+        <w:numPr>
+          <w:ilvl w:val="0"/>
+          <w:numId w:val="6"/>
+        </w:numPr>
+        <w:spacing w:after="120" w:line="312" w:lineRule="auto"/>
+        <w:rPr>
+          <w:rFonts w:ascii="Times New Roman" w:hAnsi="Times New Roman" w:cs="Times New Roman"/>
+          <w:i/>
+          <w:iCs/>
+          <w:sz w:val="26"/>
+          <w:szCs w:val="26"/>
+        </w:rPr>
+      </w:pPr>
+      <w:r>
+        <w:rPr>
+          <w:rFonts w:ascii="Times New Roman" w:hAnsi="Times New Roman" w:cs="Times New Roman"/>
+          <w:i/>
+          <w:iCs/>
+          <w:sz w:val="26"/>
+          <w:szCs w:val="26"/>
+        </w:rPr>
+        <w:t>Tham gia diễn đàn</w:t>
+      </w:r>
+    </w:p>
+    <w:p>
+      <w:pPr>
+        <w:pStyle w:val="ListParagraph"/>
+        <w:spacing w:after="120" w:line="312" w:lineRule="auto"/>
+        <w:ind w:left="1980" w:firstLine="360"/>
+        <w:rPr>
+          <w:rFonts w:ascii="Times New Roman" w:hAnsi="Times New Roman" w:cs="Times New Roman"/>
+          <w:sz w:val="26"/>
+          <w:szCs w:val="26"/>
+        </w:rPr>
+      </w:pPr>
+      <w:r>
+        <w:rPr>
+          <w:rFonts w:ascii="Times New Roman" w:hAnsi="Times New Roman" w:cs="Times New Roman"/>
+          <w:sz w:val="26"/>
+          <w:szCs w:val="26"/>
+        </w:rPr>
+        <w:t>Chức năng này yêu cầu khách hàng phải đăng nhập để có thể tương tác trên diễn đàn.</w:t>
+      </w:r>
+    </w:p>
+    <w:p>
+      <w:pPr>
+        <w:pStyle w:val="ListParagraph"/>
+        <w:spacing w:after="120" w:line="312" w:lineRule="auto"/>
+        <w:ind w:left="1980" w:firstLine="360"/>
+        <w:rPr>
+          <w:rFonts w:ascii="Times New Roman" w:hAnsi="Times New Roman" w:cs="Times New Roman"/>
+          <w:sz w:val="26"/>
+          <w:szCs w:val="26"/>
+        </w:rPr>
+      </w:pPr>
+      <w:r>
+        <w:rPr>
+          <w:rFonts w:ascii="Times New Roman" w:hAnsi="Times New Roman" w:cs="Times New Roman"/>
+          <w:sz w:val="26"/>
+          <w:szCs w:val="26"/>
+        </w:rPr>
+        <w:t>Khách hàng truy cập mục diễn đàn, hệ thống hiển thị danh sách các bài viết theo từng danh mục, sắp xếp theo thời gian đăng hoặc mức độ tương tác. Khách hàng có thể đăng bài viết mới bằng cách nhập tiêu đề, nội dung và đính kèm hình ảnh (nếu có).</w:t>
+      </w:r>
+    </w:p>
+    <w:p>
+      <w:pPr>
+        <w:pStyle w:val="ListParagraph"/>
+        <w:spacing w:after="120" w:line="312" w:lineRule="auto"/>
+        <w:ind w:left="1980" w:firstLine="360"/>
+        <w:rPr>
+          <w:rFonts w:ascii="Times New Roman" w:hAnsi="Times New Roman" w:cs="Times New Roman"/>
+          <w:sz w:val="26"/>
+          <w:szCs w:val="26"/>
+        </w:rPr>
+      </w:pPr>
+      <w:r>
+        <w:rPr>
+          <w:rFonts w:ascii="Times New Roman" w:hAnsi="Times New Roman" w:cs="Times New Roman"/>
+          <w:sz w:val="26"/>
+          <w:szCs w:val="26"/>
+        </w:rPr>
+        <w:lastRenderedPageBreak/>
+        <w:t>Trước khi bài viết được đăng, hệ thống sẽ tự động kiểm tra từ ngữ trong nội dung để phát hiện các từ ngữ nhạy cảm, vi phạm hoặc không phù hợp:</w:t>
+      </w:r>
+    </w:p>
+    <w:p>
+      <w:pPr>
+        <w:pStyle w:val="ListParagraph"/>
+        <w:spacing w:after="120" w:line="312" w:lineRule="auto"/>
         <w:ind w:left="1800" w:firstLine="360"/>
         <w:rPr>
           <w:rFonts w:ascii="Times New Roman" w:hAnsi="Times New Roman" w:cs="Times New Roman"/>
@@ -18077,27 +18918,48 @@
           <w:sz w:val="26"/>
           <w:szCs w:val="26"/>
         </w:rPr>
-        <w:t xml:space="preserve">Khách hàng đã có tài khoản truy cập vào trang Đăng nhập, nhập thông tin bao gồm số điện thoại và mật khẩu. Hệ thống kiểm tra tính chính xác. Hợp lệ thì hệ thống lưu lại thông tin đăng nhập của khách </w:t>
-      </w:r>
-      <w:r>
-        <w:rPr>
-          <w:rFonts w:ascii="Times New Roman" w:hAnsi="Times New Roman" w:cs="Times New Roman"/>
-          <w:sz w:val="26"/>
-          <w:szCs w:val="26"/>
-        </w:rPr>
-        <w:lastRenderedPageBreak/>
-        <w:t xml:space="preserve">hàng và chuyển khách hàng vào trang chủ. Không hợp lệ thì thông báo lỗi. </w:t>
-      </w:r>
-    </w:p>
-    <w:p>
-      <w:pPr>
-        <w:ind w:left="1440" w:firstLine="360"/>
-        <w:rPr>
-          <w:rFonts w:ascii="Times New Roman" w:hAnsi="Times New Roman" w:cs="Times New Roman"/>
-          <w:sz w:val="26"/>
-          <w:szCs w:val="26"/>
-        </w:rPr>
-      </w:pPr>
+        <w:t>Nếu nội dung hợp lệ → hệ thống lưu bài viết và hiển thị công khai trên diễn đàn để các khách hàng khác cùng xem.</w:t>
+      </w:r>
+    </w:p>
+    <w:p>
+      <w:pPr>
+        <w:pStyle w:val="ListParagraph"/>
+        <w:spacing w:after="120" w:line="312" w:lineRule="auto"/>
+        <w:ind w:left="1800" w:firstLine="360"/>
+        <w:rPr>
+          <w:rFonts w:ascii="Times New Roman" w:hAnsi="Times New Roman" w:cs="Times New Roman"/>
+          <w:sz w:val="26"/>
+          <w:szCs w:val="26"/>
+        </w:rPr>
+      </w:pPr>
+      <w:r>
+        <w:rPr>
+          <w:rFonts w:ascii="Times New Roman" w:hAnsi="Times New Roman" w:cs="Times New Roman"/>
+          <w:sz w:val="26"/>
+          <w:szCs w:val="26"/>
+        </w:rPr>
+        <w:t>Nếu nội dung vi phạm → hệ thống từ chối đăng bài và thông báo cho khách hàng biết lý do (VD: chứa từ ngữ không phù hợp) để chỉnh sửa lại trước khi gửi lại.</w:t>
+      </w:r>
+    </w:p>
+    <w:p>
+      <w:pPr>
+        <w:pStyle w:val="ListParagraph"/>
+        <w:spacing w:after="120" w:line="312" w:lineRule="auto"/>
+        <w:ind w:left="1800" w:firstLine="360"/>
+        <w:rPr>
+          <w:rFonts w:ascii="Times New Roman" w:hAnsi="Times New Roman" w:cs="Times New Roman"/>
+          <w:sz w:val="26"/>
+          <w:szCs w:val="26"/>
+        </w:rPr>
+      </w:pPr>
+      <w:r>
+        <w:rPr>
+          <w:rFonts w:ascii="Times New Roman" w:hAnsi="Times New Roman" w:cs="Times New Roman"/>
+          <w:sz w:val="26"/>
+          <w:szCs w:val="26"/>
+        </w:rPr>
+        <w:t>Ngoài ra, khách hàng có thể tương tác với các bài viết đã có bằng cách bình luận hoặc thích bài viết. Khi khách hàng bình luận hoặc thích bài viết của một khách hàng khác, hệ thống sẽ gửi thông báo đến khách hàng đó để họ biết và phản hồi kịp thời.</w:t>
+      </w:r>
     </w:p>
     <w:p>
       <w:pPr>
@@ -42987,7 +43849,7 @@
           <w:noProof/>
         </w:rPr>
         <w:drawing>
-          <wp:inline distT="0" distB="0" distL="0" distR="0" wp14:anchorId="4D83A2B6" wp14:editId="7B5D98B4">
+          <wp:inline distT="0" distB="0" distL="0" distR="0" wp14:anchorId="4D83A2B6" wp14:editId="48EE482C">
             <wp:extent cx="5761990" cy="2750820"/>
             <wp:effectExtent l="0" t="0" r="0" b="0"/>
             <wp:docPr id="253309761" name="Picture 4" descr="A screenshot of a food menu&#10;&#10;AI-generated content may be incorrect."/>
@@ -51352,6 +52214,155 @@
     </w:lvl>
   </w:abstractNum>
   <w:abstractNum w:abstractNumId="54" w15:restartNumberingAfterBreak="0">
+    <w:nsid w:val="7BFB1AEA"/>
+    <w:multiLevelType w:val="multilevel"/>
+    <w:tmpl w:val="5B82F902"/>
+    <w:lvl w:ilvl="0">
+      <w:start w:val="1"/>
+      <w:numFmt w:val="bullet"/>
+      <w:lvlText w:val=""/>
+      <w:lvlJc w:val="left"/>
+      <w:pPr>
+        <w:tabs>
+          <w:tab w:val="num" w:pos="720"/>
+        </w:tabs>
+        <w:ind w:left="720" w:hanging="360"/>
+      </w:pPr>
+      <w:rPr>
+        <w:rFonts w:ascii="Symbol" w:hAnsi="Symbol" w:hint="default"/>
+        <w:sz w:val="20"/>
+      </w:rPr>
+    </w:lvl>
+    <w:lvl w:ilvl="1" w:tentative="1">
+      <w:start w:val="1"/>
+      <w:numFmt w:val="bullet"/>
+      <w:lvlText w:val="o"/>
+      <w:lvlJc w:val="left"/>
+      <w:pPr>
+        <w:tabs>
+          <w:tab w:val="num" w:pos="1440"/>
+        </w:tabs>
+        <w:ind w:left="1440" w:hanging="360"/>
+      </w:pPr>
+      <w:rPr>
+        <w:rFonts w:ascii="Courier New" w:hAnsi="Courier New" w:hint="default"/>
+        <w:sz w:val="20"/>
+      </w:rPr>
+    </w:lvl>
+    <w:lvl w:ilvl="2" w:tentative="1">
+      <w:start w:val="1"/>
+      <w:numFmt w:val="bullet"/>
+      <w:lvlText w:val=""/>
+      <w:lvlJc w:val="left"/>
+      <w:pPr>
+        <w:tabs>
+          <w:tab w:val="num" w:pos="2160"/>
+        </w:tabs>
+        <w:ind w:left="2160" w:hanging="360"/>
+      </w:pPr>
+      <w:rPr>
+        <w:rFonts w:ascii="Wingdings" w:hAnsi="Wingdings" w:hint="default"/>
+        <w:sz w:val="20"/>
+      </w:rPr>
+    </w:lvl>
+    <w:lvl w:ilvl="3" w:tentative="1">
+      <w:start w:val="1"/>
+      <w:numFmt w:val="bullet"/>
+      <w:lvlText w:val=""/>
+      <w:lvlJc w:val="left"/>
+      <w:pPr>
+        <w:tabs>
+          <w:tab w:val="num" w:pos="2880"/>
+        </w:tabs>
+        <w:ind w:left="2880" w:hanging="360"/>
+      </w:pPr>
+      <w:rPr>
+        <w:rFonts w:ascii="Wingdings" w:hAnsi="Wingdings" w:hint="default"/>
+        <w:sz w:val="20"/>
+      </w:rPr>
+    </w:lvl>
+    <w:lvl w:ilvl="4" w:tentative="1">
+      <w:start w:val="1"/>
+      <w:numFmt w:val="bullet"/>
+      <w:lvlText w:val=""/>
+      <w:lvlJc w:val="left"/>
+      <w:pPr>
+        <w:tabs>
+          <w:tab w:val="num" w:pos="3600"/>
+        </w:tabs>
+        <w:ind w:left="3600" w:hanging="360"/>
+      </w:pPr>
+      <w:rPr>
+        <w:rFonts w:ascii="Wingdings" w:hAnsi="Wingdings" w:hint="default"/>
+        <w:sz w:val="20"/>
+      </w:rPr>
+    </w:lvl>
+    <w:lvl w:ilvl="5" w:tentative="1">
+      <w:start w:val="1"/>
+      <w:numFmt w:val="bullet"/>
+      <w:lvlText w:val=""/>
+      <w:lvlJc w:val="left"/>
+      <w:pPr>
+        <w:tabs>
+          <w:tab w:val="num" w:pos="4320"/>
+        </w:tabs>
+        <w:ind w:left="4320" w:hanging="360"/>
+      </w:pPr>
+      <w:rPr>
+        <w:rFonts w:ascii="Wingdings" w:hAnsi="Wingdings" w:hint="default"/>
+        <w:sz w:val="20"/>
+      </w:rPr>
+    </w:lvl>
+    <w:lvl w:ilvl="6" w:tentative="1">
+      <w:start w:val="1"/>
+      <w:numFmt w:val="bullet"/>
+      <w:lvlText w:val=""/>
+      <w:lvlJc w:val="left"/>
+      <w:pPr>
+        <w:tabs>
+          <w:tab w:val="num" w:pos="5040"/>
+        </w:tabs>
+        <w:ind w:left="5040" w:hanging="360"/>
+      </w:pPr>
+      <w:rPr>
+        <w:rFonts w:ascii="Wingdings" w:hAnsi="Wingdings" w:hint="default"/>
+        <w:sz w:val="20"/>
+      </w:rPr>
+    </w:lvl>
+    <w:lvl w:ilvl="7" w:tentative="1">
+      <w:start w:val="1"/>
+      <w:numFmt w:val="bullet"/>
+      <w:lvlText w:val=""/>
+      <w:lvlJc w:val="left"/>
+      <w:pPr>
+        <w:tabs>
+          <w:tab w:val="num" w:pos="5760"/>
+        </w:tabs>
+        <w:ind w:left="5760" w:hanging="360"/>
+      </w:pPr>
+      <w:rPr>
+        <w:rFonts w:ascii="Wingdings" w:hAnsi="Wingdings" w:hint="default"/>
+        <w:sz w:val="20"/>
+      </w:rPr>
+    </w:lvl>
+    <w:lvl w:ilvl="8" w:tentative="1">
+      <w:start w:val="1"/>
+      <w:numFmt w:val="bullet"/>
+      <w:lvlText w:val=""/>
+      <w:lvlJc w:val="left"/>
+      <w:pPr>
+        <w:tabs>
+          <w:tab w:val="num" w:pos="6480"/>
+        </w:tabs>
+        <w:ind w:left="6480" w:hanging="360"/>
+      </w:pPr>
+      <w:rPr>
+        <w:rFonts w:ascii="Wingdings" w:hAnsi="Wingdings" w:hint="default"/>
+        <w:sz w:val="20"/>
+      </w:rPr>
+    </w:lvl>
+  </w:abstractNum>
+  <w:abstractNum w:abstractNumId="55" w15:restartNumberingAfterBreak="0">
     <w:nsid w:val="7D127C0D"/>
     <w:multiLevelType w:val="hybridMultilevel"/>
     <w:tmpl w:val="EA766042"/>
@@ -51464,7 +52475,7 @@
       </w:rPr>
     </w:lvl>
   </w:abstractNum>
-  <w:abstractNum w:abstractNumId="55" w15:restartNumberingAfterBreak="0">
+  <w:abstractNum w:abstractNumId="56" w15:restartNumberingAfterBreak="0">
     <w:nsid w:val="7F595D45"/>
     <w:multiLevelType w:val="hybridMultilevel"/>
     <w:tmpl w:val="C686B26C"/>
@@ -51577,7 +52588,7 @@
       </w:rPr>
     </w:lvl>
   </w:abstractNum>
-  <w:abstractNum w:abstractNumId="56" w15:restartNumberingAfterBreak="0">
+  <w:abstractNum w:abstractNumId="57" w15:restartNumberingAfterBreak="0">
     <w:nsid w:val="7FE95775"/>
     <w:multiLevelType w:val="hybridMultilevel"/>
     <w:tmpl w:val="4B767366"/>
@@ -51704,7 +52715,7 @@
     <w:abstractNumId w:val="23"/>
   </w:num>
   <w:num w:numId="6" w16cid:durableId="1989630745">
-    <w:abstractNumId w:val="56"/>
+    <w:abstractNumId w:val="57"/>
   </w:num>
   <w:num w:numId="7" w16cid:durableId="801768883">
     <w:abstractNumId w:val="42"/>
@@ -51734,7 +52745,7 @@
     <w:abstractNumId w:val="1"/>
   </w:num>
   <w:num w:numId="16" w16cid:durableId="656763564">
-    <w:abstractNumId w:val="54"/>
+    <w:abstractNumId w:val="55"/>
   </w:num>
   <w:num w:numId="17" w16cid:durableId="863979276">
     <w:abstractNumId w:val="41"/>
@@ -51758,7 +52769,7 @@
     <w:abstractNumId w:val="51"/>
   </w:num>
   <w:num w:numId="24" w16cid:durableId="1097212706">
-    <w:abstractNumId w:val="55"/>
+    <w:abstractNumId w:val="56"/>
   </w:num>
   <w:num w:numId="25" w16cid:durableId="344210356">
     <w:abstractNumId w:val="9"/>
@@ -51858,6 +52869,9 @@
   </w:num>
   <w:num w:numId="57" w16cid:durableId="514468084">
     <w:abstractNumId w:val="37"/>
+  </w:num>
+  <w:num w:numId="58" w16cid:durableId="921599940">
+    <w:abstractNumId w:val="54"/>
   </w:num>
   <w:numIdMacAtCleanup w:val="57"/>
 </w:numbering>
